--- a/tests/OfficeAgent.Tests/Corpus/v1.0.0/native/outputs/w-comparison-table-cell.docx
+++ b/tests/OfficeAgent.Tests/Corpus/v1.0.0/native/outputs/w-comparison-table-cell.docx
@@ -89,13 +89,13 @@
       <w:tr>
         <w:tc>
           <w:p>
-            <w:del w:author="OfficeAgent" w:date="2026-09-22T11:15:04Z" w:id="1">
+            <w:del w:author="OfficeAgent" w:date="2026-09-22T19:12:20Z" w:id="1">
               <w:r>
                 <w:rPr/>
                 <w:delText xml:space="preserve">Gadget</w:delText>
               </w:r>
             </w:del>
-            <w:ins w:author="OfficeAgent" w:date="2026-09-22T11:15:04Z" w:id="2">
+            <w:ins w:author="OfficeAgent" w:date="2026-09-22T19:12:20Z" w:id="2">
               <w:r>
                 <w:rPr/>
                 <w:t xml:space="preserve">Gizmo</w:t>

--- a/tests/OfficeAgent.Tests/Corpus/v1.0.0/native/outputs/w-comparison-table-cell.docx
+++ b/tests/OfficeAgent.Tests/Corpus/v1.0.0/native/outputs/w-comparison-table-cell.docx
@@ -89,13 +89,13 @@
       <w:tr>
         <w:tc>
           <w:p>
-            <w:del w:author="OfficeAgent" w:date="2026-09-22T19:12:20Z" w:id="1">
+            <w:del w:author="OfficeAgent" w:date="2026-10-08T14:50:18Z" w:id="1">
               <w:r>
                 <w:rPr/>
                 <w:delText xml:space="preserve">Gadget</w:delText>
               </w:r>
             </w:del>
-            <w:ins w:author="OfficeAgent" w:date="2026-09-22T19:12:20Z" w:id="2">
+            <w:ins w:author="OfficeAgent" w:date="2026-10-08T14:50:18Z" w:id="2">
               <w:r>
                 <w:rPr/>
                 <w:t xml:space="preserve">Gizmo</w:t>

--- a/tests/OfficeAgent.Tests/Corpus/v1.0.0/native/outputs/w-comparison-table-cell.docx
+++ b/tests/OfficeAgent.Tests/Corpus/v1.0.0/native/outputs/w-comparison-table-cell.docx
@@ -89,13 +89,13 @@
       <w:tr>
         <w:tc>
           <w:p>
-            <w:del w:author="OfficeAgent" w:date="2026-10-08T14:50:18Z" w:id="1">
+            <w:del w:author="OfficeAgent" w:date="2026-10-23T06:51:35Z" w:id="1">
               <w:r>
                 <w:rPr/>
                 <w:delText xml:space="preserve">Gadget</w:delText>
               </w:r>
             </w:del>
-            <w:ins w:author="OfficeAgent" w:date="2026-10-08T14:50:18Z" w:id="2">
+            <w:ins w:author="OfficeAgent" w:date="2026-10-23T06:51:35Z" w:id="2">
               <w:r>
                 <w:rPr/>
                 <w:t xml:space="preserve">Gizmo</w:t>

--- a/tests/OfficeAgent.Tests/Corpus/v1.0.0/native/outputs/w-comparison-table-cell.docx
+++ b/tests/OfficeAgent.Tests/Corpus/v1.0.0/native/outputs/w-comparison-table-cell.docx
@@ -89,13 +89,13 @@
       <w:tr>
         <w:tc>
           <w:p>
-            <w:del w:author="OfficeAgent" w:date="2026-10-23T06:51:35Z" w:id="1">
+            <w:del w:author="OfficeAgent" w:date="2026-10-24T20:31:27Z" w:id="1">
               <w:r>
                 <w:rPr/>
                 <w:delText xml:space="preserve">Gadget</w:delText>
               </w:r>
             </w:del>
-            <w:ins w:author="OfficeAgent" w:date="2026-10-23T06:51:35Z" w:id="2">
+            <w:ins w:author="OfficeAgent" w:date="2026-10-24T20:31:27Z" w:id="2">
               <w:r>
                 <w:rPr/>
                 <w:t xml:space="preserve">Gizmo</w:t>

--- a/tests/OfficeAgent.Tests/Corpus/v1.0.0/native/outputs/w-comparison-table-cell.docx
+++ b/tests/OfficeAgent.Tests/Corpus/v1.0.0/native/outputs/w-comparison-table-cell.docx
@@ -89,13 +89,13 @@
       <w:tr>
         <w:tc>
           <w:p>
-            <w:del w:author="OfficeAgent" w:date="2026-10-24T20:31:27Z" w:id="1">
+            <w:del w:author="OfficeAgent" w:date="2026-10-28T09:42:32Z" w:id="1">
               <w:r>
                 <w:rPr/>
                 <w:delText xml:space="preserve">Gadget</w:delText>
               </w:r>
             </w:del>
-            <w:ins w:author="OfficeAgent" w:date="2026-10-24T20:31:27Z" w:id="2">
+            <w:ins w:author="OfficeAgent" w:date="2026-10-28T09:42:32Z" w:id="2">
               <w:r>
                 <w:rPr/>
                 <w:t xml:space="preserve">Gizmo</w:t>
